--- a/resume/Mohammed-Ismail-Shaikh_Senior-AI-Engineer_ATS.docx
+++ b/resume/Mohammed-Ismail-Shaikh_Senior-AI-Engineer_ATS.docx
@@ -45,18 +45,18 @@
         <w:ind w:left="0" w:firstLine="0"/>
         <w:jc w:val="center"/>
         <w:pBdr>
-          <w:top w:val="single" w:sz="8" w:space="4" w:color="1F3A5F"/>
-          <w:left w:val="single" w:sz="8" w:space="4" w:color="1F3A5F"/>
-          <w:bottom w:val="single" w:sz="8" w:space="4" w:color="1F3A5F"/>
-          <w:right w:val="single" w:sz="8" w:space="4" w:color="1F3A5F"/>
+          <w:top w:val="single" w:sz="8" w:space="4" w:color="235E55"/>
+          <w:left w:val="single" w:sz="8" w:space="4" w:color="235E55"/>
+          <w:bottom w:val="single" w:sz="8" w:space="4" w:color="235E55"/>
+          <w:right w:val="single" w:sz="8" w:space="4" w:color="235E55"/>
         </w:pBdr>
-        <w:shd w:val="clear" w:color="auto" w:fill="EEF2F7"/>
+        <w:shd w:val="clear" w:color="auto" w:fill="ECF2F0"/>
       </w:pPr>
       <w:r>
         <w:rPr>
           <w:rFonts w:ascii="Arial" w:hAnsi="Arial"/>
           <w:b/>
-          <w:color w:val="1F3A5F"/>
+          <w:color w:val="235E55"/>
           <w:sz w:val="20"/>
         </w:rPr>
         <w:t>KEY HIGHLIGHTS</w:t>
@@ -72,18 +72,18 @@
         <w:spacing w:before="0" w:after="0"/>
         <w:ind w:left="0" w:firstLine="0"/>
         <w:pBdr>
-          <w:top w:val="single" w:sz="8" w:space="4" w:color="1F3A5F"/>
-          <w:left w:val="single" w:sz="8" w:space="4" w:color="1F3A5F"/>
-          <w:bottom w:val="single" w:sz="8" w:space="4" w:color="1F3A5F"/>
-          <w:right w:val="single" w:sz="8" w:space="4" w:color="1F3A5F"/>
+          <w:top w:val="single" w:sz="8" w:space="4" w:color="235E55"/>
+          <w:left w:val="single" w:sz="8" w:space="4" w:color="235E55"/>
+          <w:bottom w:val="single" w:sz="8" w:space="4" w:color="235E55"/>
+          <w:right w:val="single" w:sz="8" w:space="4" w:color="235E55"/>
         </w:pBdr>
-        <w:shd w:val="clear" w:color="auto" w:fill="EEF2F7"/>
+        <w:shd w:val="clear" w:color="auto" w:fill="ECF2F0"/>
       </w:pPr>
       <w:r>
         <w:rPr>
           <w:rFonts w:ascii="Arial" w:hAnsi="Arial"/>
           <w:b/>
-          <w:color w:val="1F3A5F"/>
+          <w:color w:val="235E55"/>
           <w:sz w:val="23"/>
         </w:rPr>
         <w:tab/>
@@ -93,7 +93,7 @@
         <w:rPr>
           <w:rFonts w:ascii="Arial" w:hAnsi="Arial"/>
           <w:b/>
-          <w:color w:val="1F3A5F"/>
+          <w:color w:val="235E55"/>
           <w:sz w:val="23"/>
         </w:rPr>
         <w:tab/>
@@ -103,7 +103,7 @@
         <w:rPr>
           <w:rFonts w:ascii="Arial" w:hAnsi="Arial"/>
           <w:b/>
-          <w:color w:val="1F3A5F"/>
+          <w:color w:val="235E55"/>
           <w:sz w:val="23"/>
         </w:rPr>
         <w:tab/>
@@ -120,12 +120,12 @@
         <w:spacing w:before="0" w:after="120"/>
         <w:ind w:left="0" w:firstLine="0"/>
         <w:pBdr>
-          <w:top w:val="single" w:sz="8" w:space="4" w:color="1F3A5F"/>
-          <w:left w:val="single" w:sz="8" w:space="4" w:color="1F3A5F"/>
-          <w:bottom w:val="single" w:sz="8" w:space="4" w:color="1F3A5F"/>
-          <w:right w:val="single" w:sz="8" w:space="4" w:color="1F3A5F"/>
+          <w:top w:val="single" w:sz="8" w:space="4" w:color="235E55"/>
+          <w:left w:val="single" w:sz="8" w:space="4" w:color="235E55"/>
+          <w:bottom w:val="single" w:sz="8" w:space="4" w:color="235E55"/>
+          <w:right w:val="single" w:sz="8" w:space="4" w:color="235E55"/>
         </w:pBdr>
-        <w:shd w:val="clear" w:color="auto" w:fill="EEF2F7"/>
+        <w:shd w:val="clear" w:color="auto" w:fill="ECF2F0"/>
       </w:pPr>
       <w:r>
         <w:rPr>
@@ -165,18 +165,18 @@
         <w:spacing w:before="0" w:after="0"/>
         <w:ind w:left="0" w:firstLine="0"/>
         <w:pBdr>
-          <w:top w:val="single" w:sz="8" w:space="4" w:color="1F3A5F"/>
-          <w:left w:val="single" w:sz="8" w:space="4" w:color="1F3A5F"/>
-          <w:bottom w:val="single" w:sz="8" w:space="4" w:color="1F3A5F"/>
-          <w:right w:val="single" w:sz="8" w:space="4" w:color="1F3A5F"/>
+          <w:top w:val="single" w:sz="8" w:space="4" w:color="235E55"/>
+          <w:left w:val="single" w:sz="8" w:space="4" w:color="235E55"/>
+          <w:bottom w:val="single" w:sz="8" w:space="4" w:color="235E55"/>
+          <w:right w:val="single" w:sz="8" w:space="4" w:color="235E55"/>
         </w:pBdr>
-        <w:shd w:val="clear" w:color="auto" w:fill="EEF2F7"/>
+        <w:shd w:val="clear" w:color="auto" w:fill="ECF2F0"/>
       </w:pPr>
       <w:r>
         <w:rPr>
           <w:rFonts w:ascii="Arial" w:hAnsi="Arial"/>
           <w:b/>
-          <w:color w:val="1F3A5F"/>
+          <w:color w:val="235E55"/>
           <w:sz w:val="23"/>
         </w:rPr>
         <w:tab/>
@@ -186,7 +186,7 @@
         <w:rPr>
           <w:rFonts w:ascii="Arial" w:hAnsi="Arial"/>
           <w:b/>
-          <w:color w:val="1F3A5F"/>
+          <w:color w:val="235E55"/>
           <w:sz w:val="23"/>
         </w:rPr>
         <w:tab/>
@@ -196,7 +196,7 @@
         <w:rPr>
           <w:rFonts w:ascii="Arial" w:hAnsi="Arial"/>
           <w:b/>
-          <w:color w:val="1F3A5F"/>
+          <w:color w:val="235E55"/>
           <w:sz w:val="23"/>
         </w:rPr>
         <w:tab/>
@@ -213,12 +213,12 @@
         <w:spacing w:before="0" w:after="0"/>
         <w:ind w:left="0" w:firstLine="0"/>
         <w:pBdr>
-          <w:top w:val="single" w:sz="8" w:space="4" w:color="1F3A5F"/>
-          <w:left w:val="single" w:sz="8" w:space="4" w:color="1F3A5F"/>
-          <w:bottom w:val="single" w:sz="8" w:space="4" w:color="1F3A5F"/>
-          <w:right w:val="single" w:sz="8" w:space="4" w:color="1F3A5F"/>
+          <w:top w:val="single" w:sz="8" w:space="4" w:color="235E55"/>
+          <w:left w:val="single" w:sz="8" w:space="4" w:color="235E55"/>
+          <w:bottom w:val="single" w:sz="8" w:space="4" w:color="235E55"/>
+          <w:right w:val="single" w:sz="8" w:space="4" w:color="235E55"/>
         </w:pBdr>
-        <w:shd w:val="clear" w:color="auto" w:fill="EEF2F7"/>
+        <w:shd w:val="clear" w:color="auto" w:fill="ECF2F0"/>
       </w:pPr>
       <w:r>
         <w:rPr>
@@ -1385,7 +1385,7 @@
       <w:rFonts w:ascii="Arial" w:asciiTheme="majorHAnsi" w:cstheme="majorBidi" w:eastAsiaTheme="majorEastAsia" w:hAnsi="Arial" w:hAnsiTheme="majorHAnsi"/>
       <w:b/>
       <w:bCs/>
-      <w:color w:val="1F3A5F"/>
+      <w:color w:val="235E55"/>
       <w:sz w:val="36"/>
       <w:szCs w:val="32"/>
     </w:rPr>
@@ -1403,14 +1403,14 @@
       <w:spacing w:after="60" w:before="180"/>
       <w:outlineLvl w:val="1"/>
       <w:pBdr>
-        <w:bottom w:color="1F3A5F" w:space="1" w:sz="6" w:val="single"/>
+        <w:bottom w:color="235E55" w:space="1" w:sz="6" w:val="single"/>
       </w:pBdr>
     </w:pPr>
     <w:rPr>
       <w:rFonts w:ascii="Arial" w:asciiTheme="majorHAnsi" w:cstheme="majorBidi" w:eastAsiaTheme="majorEastAsia" w:hAnsi="Arial" w:hAnsiTheme="majorHAnsi"/>
       <w:b/>
       <w:bCs/>
-      <w:color w:val="1F3A5F"/>
+      <w:color w:val="235E55"/>
       <w:sz w:val="23"/>
       <w:szCs w:val="28"/>
     </w:rPr>

--- a/resume/Mohammed-Ismail-Shaikh_Senior-AI-Engineer_ATS.docx
+++ b/resume/Mohammed-Ismail-Shaikh_Senior-AI-Engineer_ATS.docx
@@ -20,7 +20,7 @@
           <w:b/>
           <w:bCs/>
         </w:rPr>
-        <w:t>Senior AI Engineer | AI Solution Architecture | Agentic AI | Generative AI | LLM</w:t>
+        <w:t xml:space="preserve">AI Solution Specialist  </w:t>
       </w:r>
     </w:p>
     <w:p>
@@ -36,21 +36,49 @@
           <w:sz w:val="19"/>
           <w:szCs w:val="19"/>
         </w:rPr>
-        <w:t>+91 86899 04688</w:t>
+        <w:t xml:space="preserve">Phone: </w:t>
       </w:r>
       <w:r>
         <w:rPr>
           <w:sz w:val="19"/>
           <w:szCs w:val="19"/>
         </w:rPr>
-        <w:t xml:space="preserve"> </w:t>
+        <w:t>+91 86899 04688</w:t>
       </w:r>
       <w:r>
         <w:rPr>
           <w:sz w:val="19"/>
           <w:szCs w:val="19"/>
         </w:rPr>
-        <w:t xml:space="preserve">| md.ismaaill@gmail.com | </w:t>
+        <w:t xml:space="preserve"> </w:t>
+      </w:r>
+      <w:r>
+        <w:rPr>
+          <w:sz w:val="19"/>
+          <w:szCs w:val="19"/>
+        </w:rPr>
+        <w:t>|</w:t>
+      </w:r>
+      <w:r>
+        <w:rPr>
+          <w:sz w:val="19"/>
+          <w:szCs w:val="19"/>
+        </w:rPr>
+        <w:t xml:space="preserve"> Email: </w:t>
+      </w:r>
+      <w:r>
+        <w:rPr>
+          <w:sz w:val="19"/>
+          <w:szCs w:val="19"/>
+        </w:rPr>
+        <w:t xml:space="preserve"> md.ismaaill@gmail.com | </w:t>
+      </w:r>
+      <w:r>
+        <w:rPr>
+          <w:sz w:val="19"/>
+          <w:szCs w:val="19"/>
+        </w:rPr>
+        <w:t xml:space="preserve">LinkedIn: </w:t>
       </w:r>
       <w:hyperlink r:id="rId7" w:history="1">
         <w:r>
@@ -67,7 +95,23 @@
           <w:sz w:val="19"/>
           <w:szCs w:val="19"/>
         </w:rPr>
-        <w:t xml:space="preserve"> | </w:t>
+        <w:t xml:space="preserve"> |</w:t>
+      </w:r>
+    </w:p>
+    <w:p>
+      <w:pPr>
+        <w:pStyle w:val="BodyText"/>
+        <w:rPr>
+          <w:sz w:val="19"/>
+          <w:szCs w:val="19"/>
+        </w:rPr>
+      </w:pPr>
+      <w:r>
+        <w:rPr>
+          <w:sz w:val="19"/>
+          <w:szCs w:val="19"/>
+        </w:rPr>
+        <w:t xml:space="preserve">GitHub: </w:t>
       </w:r>
       <w:hyperlink r:id="rId8" w:history="1">
         <w:r>
@@ -86,6 +130,13 @@
         </w:rPr>
         <w:t xml:space="preserve"> | </w:t>
       </w:r>
+      <w:r>
+        <w:rPr>
+          <w:sz w:val="19"/>
+          <w:szCs w:val="19"/>
+        </w:rPr>
+        <w:t xml:space="preserve">Portfolio: </w:t>
+      </w:r>
       <w:hyperlink r:id="rId9" w:history="1">
         <w:r>
           <w:rPr>
@@ -93,15 +144,7 @@
             <w:sz w:val="19"/>
             <w:szCs w:val="19"/>
           </w:rPr>
-          <w:t>www.</w:t>
-        </w:r>
-        <w:r>
-          <w:rPr>
-            <w:rStyle w:val="Hyperlink"/>
-            <w:sz w:val="19"/>
-            <w:szCs w:val="19"/>
-          </w:rPr>
-          <w:t>shaikhismail.com</w:t>
+          <w:t>www.shaikhismail.com</w:t>
         </w:r>
       </w:hyperlink>
     </w:p>
@@ -215,7 +258,14 @@
           <w:sz w:val="17"/>
         </w:rPr>
         <w:tab/>
-        <w:t>Led teams of 4–6 engineers</w:t>
+        <w:t xml:space="preserve">Led teams of </w:t>
+      </w:r>
+      <w:r>
+        <w:rPr>
+          <w:color w:val="444444"/>
+          <w:sz w:val="17"/>
+        </w:rPr>
+        <w:t>8-10 members</w:t>
       </w:r>
     </w:p>
     <w:p>
@@ -317,7 +367,28 @@
         <w:pStyle w:val="FirstParagraph"/>
       </w:pPr>
       <w:r>
-        <w:t>Senior AI Engineer and team lead with 12 years of experience across backend engineering, process automation and embedded systems, focused on designing and delivering Agentic AI and Generative AI solutions end to end. Takes AI use cases from business requirements to production: AI solution architecture, Retrieval-Augmented Generation (RAG) and multi-agent systems with LangChain, LangGraph, CrewAI and LlamaIndex, guardrails through LLM-as-Judge and human-in-the-loop review, LLM observability, and cost and scalability decisions. Builds on a strong base of Python, Django, FastAPI, REST APIs and microservices, and has led teams of 4–6 engineers.</w:t>
+        <w:t>AI Solution Architecture</w:t>
+      </w:r>
+      <w:r>
+        <w:t xml:space="preserve"> and team lead with 12 years of experience across backend engineering, process automation and embedded systems, focused on designing and delivering Agentic AI and Generative AI solutions end to end. Takes AI use cases from business requirements to production: AI solution architecture, Retrieval-Augmented Generation (RAG) and multi-agent systems with LangChain, LangGraph, CrewAI and LlamaIndex, guardrails through LLM-as-Judge and human-in-the-loop review, LLM observability, and cost and scalability decisions. Builds on a strong base of Python, Django, FastAPI, REST APIs and microservices, and has led teams of </w:t>
+      </w:r>
+      <w:r>
+        <w:t>8</w:t>
+      </w:r>
+      <w:r>
+        <w:t>–</w:t>
+      </w:r>
+      <w:r>
+        <w:t>10</w:t>
+      </w:r>
+      <w:r>
+        <w:t xml:space="preserve"> </w:t>
+      </w:r>
+      <w:r>
+        <w:t>members</w:t>
+      </w:r>
+      <w:r>
+        <w:t>.</w:t>
       </w:r>
     </w:p>
     <w:p>
@@ -497,15 +568,30 @@
         <w:pStyle w:val="FirstParagraph"/>
       </w:pPr>
       <w:r>
+        <w:t>Orange Business Services</w:t>
+      </w:r>
+      <w:r>
+        <w:t xml:space="preserve"> </w:t>
+      </w:r>
+      <w:r>
+        <w:t>(</w:t>
+      </w:r>
+      <w:r>
         <w:rPr>
           <w:b/>
           <w:bCs/>
         </w:rPr>
-        <w:t>Senior Software Engineer</w:t>
-      </w:r>
-      <w:r>
-        <w:br/>
-        <w:t>Orange Business Services, Mumbai | Oct 2022 – Present</w:t>
+        <w:t>AI Solution Specialist</w:t>
+      </w:r>
+      <w:r>
+        <w:rPr>
+          <w:b/>
+          <w:bCs/>
+        </w:rPr>
+        <w:t>)</w:t>
+      </w:r>
+      <w:r>
+        <w:t>, Mumbai | Oct 2022 – Present</w:t>
       </w:r>
     </w:p>
     <w:p>
@@ -524,7 +610,19 @@
         <w:t>Team Leadership:</w:t>
       </w:r>
       <w:r>
-        <w:t xml:space="preserve"> Lead a team of 4–6 engineers across AI and backend projects, owning technical design and delivery.</w:t>
+        <w:t xml:space="preserve"> Lead a team of </w:t>
+      </w:r>
+      <w:r>
+        <w:t>8</w:t>
+      </w:r>
+      <w:r>
+        <w:t>–</w:t>
+      </w:r>
+      <w:r>
+        <w:t xml:space="preserve">10 people </w:t>
+      </w:r>
+      <w:r>
+        <w:t>across AI and backend projects, owning technical design and delivery.</w:t>
       </w:r>
     </w:p>
     <w:p>
@@ -586,9 +684,24 @@
     </w:p>
     <w:p>
       <w:pPr>
+        <w:pStyle w:val="Compact"/>
+        <w:ind w:left="240"/>
+      </w:pPr>
+    </w:p>
+    <w:p>
+      <w:pPr>
         <w:pStyle w:val="FirstParagraph"/>
       </w:pPr>
       <w:r>
+        <w:t>Infogain India Private Limited</w:t>
+      </w:r>
+      <w:r>
+        <w:t xml:space="preserve"> </w:t>
+      </w:r>
+      <w:r>
+        <w:t>(</w:t>
+      </w:r>
+      <w:r>
         <w:rPr>
           <w:b/>
           <w:bCs/>
@@ -596,8 +709,14 @@
         <w:t>RPA Development Consultant</w:t>
       </w:r>
       <w:r>
-        <w:br/>
-        <w:t>Infogain India Private Limited, Mumbai | Jan 2019 – Oct 2022</w:t>
+        <w:rPr>
+          <w:b/>
+          <w:bCs/>
+        </w:rPr>
+        <w:t>)</w:t>
+      </w:r>
+      <w:r>
+        <w:t>, Mumbai | Jan 2019 – Oct 2022</w:t>
       </w:r>
     </w:p>
     <w:p>
@@ -642,6 +761,15 @@
         <w:pStyle w:val="FirstParagraph"/>
       </w:pPr>
       <w:r>
+        <w:t>XLNC Technologies</w:t>
+      </w:r>
+      <w:r>
+        <w:t xml:space="preserve"> </w:t>
+      </w:r>
+      <w:r>
+        <w:t>(</w:t>
+      </w:r>
+      <w:r>
         <w:rPr>
           <w:b/>
           <w:bCs/>
@@ -649,8 +777,43 @@
         <w:t>RPA Developer</w:t>
       </w:r>
       <w:r>
+        <w:rPr>
+          <w:b/>
+          <w:bCs/>
+        </w:rPr>
+        <w:t>)</w:t>
+      </w:r>
+      <w:r>
+        <w:t>, Mumbai | Jul 2018 – Nov 2018</w:t>
+      </w:r>
+    </w:p>
+    <w:p>
+      <w:pPr>
+        <w:pStyle w:val="BodyText"/>
+      </w:pPr>
+      <w:r>
         <w:br/>
-        <w:t>XLNC Technologies, Mumbai | Jul 2018 – Nov 2018</w:t>
+        <w:t>Kinikar Electronics &amp; Tech Services</w:t>
+      </w:r>
+      <w:r>
+        <w:t xml:space="preserve"> (</w:t>
+      </w:r>
+      <w:r>
+        <w:rPr>
+          <w:b/>
+          <w:bCs/>
+        </w:rPr>
+        <w:t>Senior Electronics Engineer</w:t>
+      </w:r>
+      <w:r>
+        <w:rPr>
+          <w:b/>
+          <w:bCs/>
+        </w:rPr>
+        <w:t>)</w:t>
+      </w:r>
+      <w:r>
+        <w:t>, Mumbai | Feb 2016 – May 2018</w:t>
       </w:r>
     </w:p>
     <w:p>
@@ -658,31 +821,28 @@
         <w:pStyle w:val="BodyText"/>
       </w:pPr>
       <w:r>
+        <w:br/>
+        <w:t>Ilogic Academy, Mumbai</w:t>
+      </w:r>
+      <w:r>
+        <w:t xml:space="preserve"> (</w:t>
+      </w:r>
+      <w:r>
         <w:rPr>
           <w:b/>
           <w:bCs/>
         </w:rPr>
-        <w:t>Senior Electronics Engineer</w:t>
-      </w:r>
-      <w:r>
-        <w:br/>
-        <w:t>Kinikar Electronics &amp; Tech Services, Mumbai | Feb 2016 – May 2018</w:t>
-      </w:r>
-    </w:p>
-    <w:p>
-      <w:pPr>
-        <w:pStyle w:val="BodyText"/>
-      </w:pPr>
+        <w:t>Junior Engineer</w:t>
+      </w:r>
       <w:r>
         <w:rPr>
           <w:b/>
           <w:bCs/>
         </w:rPr>
-        <w:t>Junior Engineer</w:t>
-      </w:r>
-      <w:r>
-        <w:br/>
-        <w:t>Ilogic Academy, Mumbai | Sep 2014 – Jan 2016</w:t>
+        <w:t>)</w:t>
+      </w:r>
+      <w:r>
+        <w:t xml:space="preserve"> | Sep 2014 – Jan 2016</w:t>
       </w:r>
     </w:p>
     <w:p>
@@ -971,6 +1131,10 @@
     <w:p>
       <w:pPr>
         <w:pStyle w:val="FirstParagraph"/>
+        <w:numPr>
+          <w:ilvl w:val="0"/>
+          <w:numId w:val="8"/>
+        </w:numPr>
       </w:pPr>
       <w:r>
         <w:t>Master of Science (MSc), Computer Science</w:t>
@@ -983,6 +1147,10 @@
     <w:p>
       <w:pPr>
         <w:pStyle w:val="BodyText"/>
+        <w:numPr>
+          <w:ilvl w:val="0"/>
+          <w:numId w:val="8"/>
+        </w:numPr>
       </w:pPr>
       <w:r>
         <w:t>Bachelor of Engineering (BE), Electronics and Telecommunications</w:t>
@@ -1201,6 +1369,119 @@
       <w:pPr>
         <w:ind w:left="6480" w:hanging="480"/>
       </w:pPr>
+    </w:lvl>
+  </w:abstractNum>
+  <w:abstractNum w:abstractNumId="2" w15:restartNumberingAfterBreak="0">
+    <w:nsid w:val="732E0066"/>
+    <w:multiLevelType w:val="hybridMultilevel"/>
+    <w:tmpl w:val="2A14D08C"/>
+    <w:lvl w:ilvl="0" w:tplc="40090001">
+      <w:start w:val="1"/>
+      <w:numFmt w:val="bullet"/>
+      <w:lvlText w:val=""/>
+      <w:lvlJc w:val="left"/>
+      <w:pPr>
+        <w:ind w:left="720" w:hanging="360"/>
+      </w:pPr>
+      <w:rPr>
+        <w:rFonts w:ascii="Symbol" w:hAnsi="Symbol" w:hint="default"/>
+      </w:rPr>
+    </w:lvl>
+    <w:lvl w:ilvl="1" w:tplc="40090003" w:tentative="1">
+      <w:start w:val="1"/>
+      <w:numFmt w:val="bullet"/>
+      <w:lvlText w:val="o"/>
+      <w:lvlJc w:val="left"/>
+      <w:pPr>
+        <w:ind w:left="1440" w:hanging="360"/>
+      </w:pPr>
+      <w:rPr>
+        <w:rFonts w:ascii="Courier New" w:hAnsi="Courier New" w:cs="Courier New" w:hint="default"/>
+      </w:rPr>
+    </w:lvl>
+    <w:lvl w:ilvl="2" w:tplc="40090005" w:tentative="1">
+      <w:start w:val="1"/>
+      <w:numFmt w:val="bullet"/>
+      <w:lvlText w:val=""/>
+      <w:lvlJc w:val="left"/>
+      <w:pPr>
+        <w:ind w:left="2160" w:hanging="360"/>
+      </w:pPr>
+      <w:rPr>
+        <w:rFonts w:ascii="Wingdings" w:hAnsi="Wingdings" w:hint="default"/>
+      </w:rPr>
+    </w:lvl>
+    <w:lvl w:ilvl="3" w:tplc="40090001" w:tentative="1">
+      <w:start w:val="1"/>
+      <w:numFmt w:val="bullet"/>
+      <w:lvlText w:val=""/>
+      <w:lvlJc w:val="left"/>
+      <w:pPr>
+        <w:ind w:left="2880" w:hanging="360"/>
+      </w:pPr>
+      <w:rPr>
+        <w:rFonts w:ascii="Symbol" w:hAnsi="Symbol" w:hint="default"/>
+      </w:rPr>
+    </w:lvl>
+    <w:lvl w:ilvl="4" w:tplc="40090003" w:tentative="1">
+      <w:start w:val="1"/>
+      <w:numFmt w:val="bullet"/>
+      <w:lvlText w:val="o"/>
+      <w:lvlJc w:val="left"/>
+      <w:pPr>
+        <w:ind w:left="3600" w:hanging="360"/>
+      </w:pPr>
+      <w:rPr>
+        <w:rFonts w:ascii="Courier New" w:hAnsi="Courier New" w:cs="Courier New" w:hint="default"/>
+      </w:rPr>
+    </w:lvl>
+    <w:lvl w:ilvl="5" w:tplc="40090005" w:tentative="1">
+      <w:start w:val="1"/>
+      <w:numFmt w:val="bullet"/>
+      <w:lvlText w:val=""/>
+      <w:lvlJc w:val="left"/>
+      <w:pPr>
+        <w:ind w:left="4320" w:hanging="360"/>
+      </w:pPr>
+      <w:rPr>
+        <w:rFonts w:ascii="Wingdings" w:hAnsi="Wingdings" w:hint="default"/>
+      </w:rPr>
+    </w:lvl>
+    <w:lvl w:ilvl="6" w:tplc="40090001" w:tentative="1">
+      <w:start w:val="1"/>
+      <w:numFmt w:val="bullet"/>
+      <w:lvlText w:val=""/>
+      <w:lvlJc w:val="left"/>
+      <w:pPr>
+        <w:ind w:left="5040" w:hanging="360"/>
+      </w:pPr>
+      <w:rPr>
+        <w:rFonts w:ascii="Symbol" w:hAnsi="Symbol" w:hint="default"/>
+      </w:rPr>
+    </w:lvl>
+    <w:lvl w:ilvl="7" w:tplc="40090003" w:tentative="1">
+      <w:start w:val="1"/>
+      <w:numFmt w:val="bullet"/>
+      <w:lvlText w:val="o"/>
+      <w:lvlJc w:val="left"/>
+      <w:pPr>
+        <w:ind w:left="5760" w:hanging="360"/>
+      </w:pPr>
+      <w:rPr>
+        <w:rFonts w:ascii="Courier New" w:hAnsi="Courier New" w:cs="Courier New" w:hint="default"/>
+      </w:rPr>
+    </w:lvl>
+    <w:lvl w:ilvl="8" w:tplc="40090005" w:tentative="1">
+      <w:start w:val="1"/>
+      <w:numFmt w:val="bullet"/>
+      <w:lvlText w:val=""/>
+      <w:lvlJc w:val="left"/>
+      <w:pPr>
+        <w:ind w:left="6480" w:hanging="360"/>
+      </w:pPr>
+      <w:rPr>
+        <w:rFonts w:ascii="Wingdings" w:hAnsi="Wingdings" w:hint="default"/>
+      </w:rPr>
     </w:lvl>
   </w:abstractNum>
   <w:num w:numId="1" w16cid:durableId="1117141658">
@@ -1223,6 +1504,9 @@
   </w:num>
   <w:num w:numId="7" w16cid:durableId="1844280116">
     <w:abstractNumId w:val="1"/>
+  </w:num>
+  <w:num w:numId="8" w16cid:durableId="1836148652">
+    <w:abstractNumId w:val="2"/>
   </w:num>
 </w:numbering>
 </file>
@@ -1686,7 +1970,6 @@
   <w:style w:type="character" w:default="1" w:styleId="DefaultParagraphFont">
     <w:name w:val="Default Paragraph Font"/>
     <w:uiPriority w:val="1"/>
-    <w:semiHidden/>
     <w:unhideWhenUsed/>
   </w:style>
   <w:style w:type="table" w:default="1" w:styleId="TableNormal">
